--- a/Coding 2 - year/Unit 6 - APIs & External Libraries/Daily Lesson Plans/Word/Day 15.docx
+++ b/Coding 2 - year/Unit 6 - APIs & External Libraries/Daily Lesson Plans/Word/Day 15.docx
@@ -50,12 +50,15 @@
               </w:rPr>
               <w:t xml:space="preserve">Coding II — Full Year</w:t>
             </w:r>
-          </w:p>
-          <w:p>
-            <w:pPr>
-              <w:spacing w:before="40"/>
-              <w:jc w:val="center"/>
-            </w:pPr>
+            <w:r>
+              <w:rPr>
+                <w:rFonts w:ascii="Arial" w:cs="Arial" w:eastAsia="Arial" w:hAnsi="Arial"/>
+                <w:sz w:val="16"/>
+                <w:szCs w:val="16"/>
+              </w:rPr>
+              <w:br/>
+              <w:t xml:space="preserve"/>
+            </w:r>
             <w:r>
               <w:rPr>
                 <w:rFonts w:ascii="Arial" w:cs="Arial" w:eastAsia="Arial" w:hAnsi="Arial"/>
@@ -83,7 +86,7 @@
           <w:rFonts w:ascii="Arial" w:cs="Arial" w:eastAsia="Arial" w:hAnsi="Arial"/>
           <w:b/>
           <w:bCs/>
-          <w:color w:val="0D3B1F"/>
+          <w:color w:val="1B7A4A"/>
           <w:sz w:val="32"/>
           <w:szCs w:val="32"/>
         </w:rPr>
@@ -261,9 +264,9 @@
               <w:right w:val="single" w:color="CCCCCC" w:sz="1"/>
             </w:tcBorders>
             <w:tcMar>
-              <w:top w:type="dxa" w:w="60"/>
+              <w:top w:type="dxa" w:w="80"/>
               <w:left w:type="dxa" w:w="120"/>
-              <w:bottom w:type="dxa" w:w="60"/>
+              <w:bottom w:type="dxa" w:w="80"/>
               <w:right w:type="dxa" w:w="120"/>
             </w:tcMar>
           </w:tcPr>
@@ -290,20 +293,213 @@
               <w:right w:val="single" w:color="CCCCCC" w:sz="1"/>
             </w:tcBorders>
             <w:tcMar>
-              <w:top w:type="dxa" w:w="60"/>
+              <w:top w:type="dxa" w:w="80"/>
               <w:left w:type="dxa" w:w="120"/>
-              <w:bottom w:type="dxa" w:w="60"/>
+              <w:bottom w:type="dxa" w:w="80"/>
               <w:right w:type="dxa" w:w="120"/>
             </w:tcMar>
           </w:tcPr>
           <w:p>
-            <w:r>
-              <w:rPr>
-                <w:rFonts w:ascii="Arial" w:cs="Arial" w:eastAsia="Arial" w:hAnsi="Arial"/>
-                <w:sz w:val="20"/>
-                <w:szCs w:val="20"/>
+            <w:pPr>
+              <w:spacing w:after="80" w:before="80"/>
+            </w:pPr>
+            <w:r>
+              <w:rPr>
+                <w:rFonts w:ascii="Arial" w:cs="Arial" w:eastAsia="Arial" w:hAnsi="Arial"/>
+                <w:b/>
+                <w:bCs/>
+                <w:i w:val="false"/>
+                <w:iCs w:val="false"/>
+                <w:color w:val="000000"/>
+                <w:sz w:val="22"/>
+                <w:szCs w:val="22"/>
               </w:rPr>
               <w:t xml:space="preserve">Bell Ringer / Review</w:t>
+            </w:r>
+            <w:r>
+              <w:rPr>
+                <w:rFonts w:ascii="Arial" w:cs="Arial" w:eastAsia="Arial" w:hAnsi="Arial"/>
+                <w:sz w:val="20"/>
+                <w:szCs w:val="20"/>
+              </w:rPr>
+              <w:br/>
+              <w:t xml:space="preserve"/>
+            </w:r>
+            <w:r>
+              <w:rPr>
+                <w:rFonts w:ascii="Arial" w:cs="Arial" w:eastAsia="Arial" w:hAnsi="Arial"/>
+                <w:sz w:val="20"/>
+                <w:szCs w:val="20"/>
+              </w:rPr>
+              <w:br/>
+              <w:t xml:space="preserve"/>
+            </w:r>
+            <w:r>
+              <w:rPr>
+                <w:rFonts w:ascii="Arial" w:cs="Arial" w:eastAsia="Arial" w:hAnsi="Arial"/>
+                <w:b/>
+                <w:bCs/>
+                <w:i w:val="false"/>
+                <w:iCs w:val="false"/>
+                <w:color w:val="000000"/>
+                <w:sz w:val="20"/>
+                <w:szCs w:val="20"/>
+              </w:rPr>
+              <w:t xml:space="preserve">Quick Write </w:t>
+            </w:r>
+            <w:r>
+              <w:rPr>
+                <w:rFonts w:ascii="Arial" w:cs="Arial" w:eastAsia="Arial" w:hAnsi="Arial"/>
+                <w:b w:val="false"/>
+                <w:bCs w:val="false"/>
+                <w:i w:val="false"/>
+                <w:iCs w:val="false"/>
+                <w:color w:val="000000"/>
+                <w:sz w:val="20"/>
+                <w:szCs w:val="20"/>
+              </w:rPr>
+              <w:t xml:space="preserve">(3 min — written or verbal):</w:t>
+            </w:r>
+            <w:r>
+              <w:rPr>
+                <w:rFonts w:ascii="Arial" w:cs="Arial" w:eastAsia="Arial" w:hAnsi="Arial"/>
+                <w:sz w:val="20"/>
+                <w:szCs w:val="20"/>
+              </w:rPr>
+              <w:br/>
+              <w:t xml:space="preserve"/>
+            </w:r>
+            <w:r>
+              <w:rPr>
+                <w:rFonts w:ascii="Arial" w:cs="Arial" w:eastAsia="Arial" w:hAnsi="Arial"/>
+                <w:b w:val="false"/>
+                <w:bCs w:val="false"/>
+                <w:i w:val="false"/>
+                <w:iCs w:val="false"/>
+                <w:color w:val="000000"/>
+                <w:sz w:val="20"/>
+                <w:szCs w:val="20"/>
+              </w:rPr>
+              <w:t xml:space="preserve">    What do you already know about how to create line charts, bar charts, and customize plots to visualize data?</w:t>
+            </w:r>
+            <w:r>
+              <w:rPr>
+                <w:rFonts w:ascii="Arial" w:cs="Arial" w:eastAsia="Arial" w:hAnsi="Arial"/>
+                <w:sz w:val="20"/>
+                <w:szCs w:val="20"/>
+              </w:rPr>
+              <w:br/>
+              <w:t xml:space="preserve"/>
+            </w:r>
+            <w:r>
+              <w:rPr>
+                <w:rFonts w:ascii="Arial" w:cs="Arial" w:eastAsia="Arial" w:hAnsi="Arial"/>
+                <w:sz w:val="20"/>
+                <w:szCs w:val="20"/>
+              </w:rPr>
+              <w:br/>
+              <w:t xml:space="preserve"/>
+            </w:r>
+            <w:r>
+              <w:rPr>
+                <w:rFonts w:ascii="Arial" w:cs="Arial" w:eastAsia="Arial" w:hAnsi="Arial"/>
+                <w:b/>
+                <w:bCs/>
+                <w:i w:val="false"/>
+                <w:iCs w:val="false"/>
+                <w:color w:val="000000"/>
+                <w:sz w:val="20"/>
+                <w:szCs w:val="20"/>
+              </w:rPr>
+              <w:t xml:space="preserve">Vocabulary Preview — </w:t>
+            </w:r>
+            <w:r>
+              <w:rPr>
+                <w:rFonts w:ascii="Arial" w:cs="Arial" w:eastAsia="Arial" w:hAnsi="Arial"/>
+                <w:b w:val="false"/>
+                <w:bCs w:val="false"/>
+                <w:i w:val="false"/>
+                <w:iCs w:val="false"/>
+                <w:color w:val="000000"/>
+                <w:sz w:val="20"/>
+                <w:szCs w:val="20"/>
+              </w:rPr>
+              <w:t xml:space="preserve">terms we'll use today:</w:t>
+            </w:r>
+            <w:r>
+              <w:rPr>
+                <w:rFonts w:ascii="Arial" w:cs="Arial" w:eastAsia="Arial" w:hAnsi="Arial"/>
+                <w:sz w:val="20"/>
+                <w:szCs w:val="20"/>
+              </w:rPr>
+              <w:br/>
+              <w:t xml:space="preserve"/>
+            </w:r>
+            <w:r>
+              <w:rPr>
+                <w:rFonts w:ascii="Arial" w:cs="Arial" w:eastAsia="Arial" w:hAnsi="Arial"/>
+                <w:b w:val="false"/>
+                <w:bCs w:val="false"/>
+                <w:i w:val="false"/>
+                <w:iCs w:val="false"/>
+                <w:color w:val="000000"/>
+                <w:sz w:val="20"/>
+                <w:szCs w:val="20"/>
+              </w:rPr>
+              <w:t xml:space="preserve">    • Matplotlib   •   Common Plot Types   •   Line Plot   •   Bar Chart   •   Scatter Plot   •   Histogram</w:t>
+            </w:r>
+            <w:r>
+              <w:rPr>
+                <w:rFonts w:ascii="Arial" w:cs="Arial" w:eastAsia="Arial" w:hAnsi="Arial"/>
+                <w:sz w:val="20"/>
+                <w:szCs w:val="20"/>
+              </w:rPr>
+              <w:br/>
+              <w:t xml:space="preserve"/>
+            </w:r>
+            <w:r>
+              <w:rPr>
+                <w:rFonts w:ascii="Arial" w:cs="Arial" w:eastAsia="Arial" w:hAnsi="Arial"/>
+                <w:sz w:val="20"/>
+                <w:szCs w:val="20"/>
+              </w:rPr>
+              <w:br/>
+              <w:t xml:space="preserve"/>
+            </w:r>
+            <w:r>
+              <w:rPr>
+                <w:rFonts w:ascii="Arial" w:cs="Arial" w:eastAsia="Arial" w:hAnsi="Arial"/>
+                <w:b w:val="false"/>
+                <w:bCs w:val="false"/>
+                <w:i/>
+                <w:iCs/>
+                <w:color w:val="444444"/>
+                <w:sz w:val="20"/>
+                <w:szCs w:val="20"/>
+              </w:rPr>
+              <w:t xml:space="preserve">Today's Goal: By the end of class you will be able to create line charts, bar charts, and customize plots to visualize data.</w:t>
+            </w:r>
+            <w:r>
+              <w:rPr>
+                <w:rFonts w:ascii="Arial" w:cs="Arial" w:eastAsia="Arial" w:hAnsi="Arial"/>
+                <w:sz w:val="20"/>
+                <w:szCs w:val="20"/>
+              </w:rPr>
+              <w:br/>
+              <w:t xml:space="preserve"/>
+            </w:r>
+            <w:r>
+              <w:rPr>
+                <w:rFonts w:ascii="Arial" w:cs="Arial" w:eastAsia="Arial" w:hAnsi="Arial"/>
+                <w:b w:val="false"/>
+                <w:bCs w:val="false"/>
+                <w:i/>
+                <w:iCs/>
+                <w:color w:val="555555"/>
+                <w:sz w:val="20"/>
+                <w:szCs w:val="20"/>
+              </w:rPr>
+              <w:t xml:space="preserve">→ Pair-share your response, then 2–3 students share with the class.</w:t>
             </w:r>
           </w:p>
         </w:tc>
@@ -319,9 +515,9 @@
               <w:right w:val="single" w:color="CCCCCC" w:sz="1"/>
             </w:tcBorders>
             <w:tcMar>
-              <w:top w:type="dxa" w:w="60"/>
+              <w:top w:type="dxa" w:w="80"/>
               <w:left w:type="dxa" w:w="120"/>
-              <w:bottom w:type="dxa" w:w="60"/>
+              <w:bottom w:type="dxa" w:w="80"/>
               <w:right w:type="dxa" w:w="120"/>
             </w:tcMar>
           </w:tcPr>
@@ -348,20 +544,380 @@
               <w:right w:val="single" w:color="CCCCCC" w:sz="1"/>
             </w:tcBorders>
             <w:tcMar>
-              <w:top w:type="dxa" w:w="60"/>
+              <w:top w:type="dxa" w:w="80"/>
               <w:left w:type="dxa" w:w="120"/>
-              <w:bottom w:type="dxa" w:w="60"/>
+              <w:bottom w:type="dxa" w:w="80"/>
               <w:right w:type="dxa" w:w="120"/>
             </w:tcMar>
           </w:tcPr>
           <w:p>
-            <w:r>
-              <w:rPr>
-                <w:rFonts w:ascii="Arial" w:cs="Arial" w:eastAsia="Arial" w:hAnsi="Arial"/>
-                <w:sz w:val="20"/>
-                <w:szCs w:val="20"/>
-              </w:rPr>
-              <w:t xml:space="preserve">Mini Lesson: Introduction to Matplotlib – Visualization</w:t>
+            <w:pPr>
+              <w:spacing w:after="80" w:before="80"/>
+            </w:pPr>
+            <w:r>
+              <w:rPr>
+                <w:rFonts w:ascii="Arial" w:cs="Arial" w:eastAsia="Arial" w:hAnsi="Arial"/>
+                <w:b/>
+                <w:bCs/>
+                <w:i w:val="false"/>
+                <w:iCs w:val="false"/>
+                <w:color w:val="000000"/>
+                <w:sz w:val="22"/>
+                <w:szCs w:val="22"/>
+              </w:rPr>
+              <w:t xml:space="preserve">Mini Lesson: </w:t>
+            </w:r>
+            <w:r>
+              <w:rPr>
+                <w:rFonts w:ascii="Arial" w:cs="Arial" w:eastAsia="Arial" w:hAnsi="Arial"/>
+                <w:b w:val="false"/>
+                <w:bCs w:val="false"/>
+                <w:i w:val="false"/>
+                <w:iCs w:val="false"/>
+                <w:color w:val="000000"/>
+                <w:sz w:val="22"/>
+                <w:szCs w:val="22"/>
+              </w:rPr>
+              <w:t xml:space="preserve">Introduction to Matplotlib – Visualization</w:t>
+            </w:r>
+            <w:r>
+              <w:rPr>
+                <w:rFonts w:ascii="Arial" w:cs="Arial" w:eastAsia="Arial" w:hAnsi="Arial"/>
+                <w:sz w:val="20"/>
+                <w:szCs w:val="20"/>
+              </w:rPr>
+              <w:br/>
+              <w:t xml:space="preserve"/>
+            </w:r>
+            <w:r>
+              <w:rPr>
+                <w:rFonts w:ascii="Arial" w:cs="Arial" w:eastAsia="Arial" w:hAnsi="Arial"/>
+                <w:sz w:val="20"/>
+                <w:szCs w:val="20"/>
+              </w:rPr>
+              <w:br/>
+              <w:t xml:space="preserve"/>
+            </w:r>
+            <w:r>
+              <w:rPr>
+                <w:rFonts w:ascii="Arial" w:cs="Arial" w:eastAsia="Arial" w:hAnsi="Arial"/>
+                <w:b/>
+                <w:bCs/>
+                <w:i/>
+                <w:iCs/>
+                <w:color w:val="000000"/>
+                <w:sz w:val="20"/>
+                <w:szCs w:val="20"/>
+              </w:rPr>
+              <w:t xml:space="preserve">Learning Target: </w:t>
+            </w:r>
+            <w:r>
+              <w:rPr>
+                <w:rFonts w:ascii="Arial" w:cs="Arial" w:eastAsia="Arial" w:hAnsi="Arial"/>
+                <w:b w:val="false"/>
+                <w:bCs w:val="false"/>
+                <w:i/>
+                <w:iCs/>
+                <w:color w:val="333333"/>
+                <w:sz w:val="20"/>
+                <w:szCs w:val="20"/>
+              </w:rPr>
+              <w:t xml:space="preserve">I can create line charts, bar charts, and customize plots to visualize data.</w:t>
+            </w:r>
+            <w:r>
+              <w:rPr>
+                <w:rFonts w:ascii="Arial" w:cs="Arial" w:eastAsia="Arial" w:hAnsi="Arial"/>
+                <w:sz w:val="20"/>
+                <w:szCs w:val="20"/>
+              </w:rPr>
+              <w:br/>
+              <w:t xml:space="preserve"/>
+            </w:r>
+            <w:r>
+              <w:rPr>
+                <w:rFonts w:ascii="Arial" w:cs="Arial" w:eastAsia="Arial" w:hAnsi="Arial"/>
+                <w:sz w:val="20"/>
+                <w:szCs w:val="20"/>
+              </w:rPr>
+              <w:br/>
+              <w:t xml:space="preserve"/>
+            </w:r>
+            <w:r>
+              <w:rPr>
+                <w:rFonts w:ascii="Arial" w:cs="Arial" w:eastAsia="Arial" w:hAnsi="Arial"/>
+                <w:b w:val="false"/>
+                <w:bCs w:val="false"/>
+                <w:i w:val="false"/>
+                <w:iCs w:val="false"/>
+                <w:color w:val="000000"/>
+                <w:sz w:val="20"/>
+                <w:szCs w:val="20"/>
+              </w:rPr>
+              <w:t xml:space="preserve">Matplotlib: A library for creating charts and plots. Essential for data visualization.</w:t>
+            </w:r>
+            <w:r>
+              <w:rPr>
+                <w:rFonts w:ascii="Arial" w:cs="Arial" w:eastAsia="Arial" w:hAnsi="Arial"/>
+                <w:sz w:val="20"/>
+                <w:szCs w:val="20"/>
+              </w:rPr>
+              <w:br/>
+              <w:t xml:space="preserve"/>
+            </w:r>
+            <w:r>
+              <w:rPr>
+                <w:rFonts w:ascii="Arial" w:cs="Arial" w:eastAsia="Arial" w:hAnsi="Arial"/>
+                <w:b w:val="false"/>
+                <w:bCs w:val="false"/>
+                <w:i w:val="false"/>
+                <w:iCs w:val="false"/>
+                <w:color w:val="000000"/>
+                <w:sz w:val="20"/>
+                <w:szCs w:val="20"/>
+              </w:rPr>
+              <w:t xml:space="preserve">4. Customize (title, labels, etc.)</w:t>
+            </w:r>
+            <w:r>
+              <w:rPr>
+                <w:rFonts w:ascii="Arial" w:cs="Arial" w:eastAsia="Arial" w:hAnsi="Arial"/>
+                <w:sz w:val="20"/>
+                <w:szCs w:val="20"/>
+              </w:rPr>
+              <w:br/>
+              <w:t xml:space="preserve"/>
+            </w:r>
+            <w:r>
+              <w:rPr>
+                <w:rFonts w:ascii="Arial" w:cs="Arial" w:eastAsia="Arial" w:hAnsi="Arial"/>
+                <w:sz w:val="20"/>
+                <w:szCs w:val="20"/>
+              </w:rPr>
+              <w:br/>
+              <w:t xml:space="preserve"/>
+            </w:r>
+            <w:r>
+              <w:rPr>
+                <w:rFonts w:ascii="Arial" w:cs="Arial" w:eastAsia="Arial" w:hAnsi="Arial"/>
+                <w:b/>
+                <w:bCs/>
+                <w:i w:val="false"/>
+                <w:iCs w:val="false"/>
+                <w:color w:val="000000"/>
+                <w:sz w:val="20"/>
+                <w:szCs w:val="20"/>
+              </w:rPr>
+              <w:t xml:space="preserve">Key Concepts:</w:t>
+            </w:r>
+            <w:r>
+              <w:rPr>
+                <w:rFonts w:ascii="Arial" w:cs="Arial" w:eastAsia="Arial" w:hAnsi="Arial"/>
+                <w:sz w:val="20"/>
+                <w:szCs w:val="20"/>
+              </w:rPr>
+              <w:br/>
+              <w:t xml:space="preserve"/>
+            </w:r>
+            <w:r>
+              <w:rPr>
+                <w:rFonts w:ascii="Arial" w:cs="Arial" w:eastAsia="Arial" w:hAnsi="Arial"/>
+                <w:b w:val="false"/>
+                <w:bCs w:val="false"/>
+                <w:i w:val="false"/>
+                <w:iCs w:val="false"/>
+                <w:color w:val="000000"/>
+                <w:sz w:val="20"/>
+                <w:szCs w:val="20"/>
+              </w:rPr>
+              <w:t xml:space="preserve">    • Line Plot: Show trends over time</w:t>
+            </w:r>
+            <w:r>
+              <w:rPr>
+                <w:rFonts w:ascii="Arial" w:cs="Arial" w:eastAsia="Arial" w:hAnsi="Arial"/>
+                <w:sz w:val="20"/>
+                <w:szCs w:val="20"/>
+              </w:rPr>
+              <w:br/>
+              <w:t xml:space="preserve"/>
+            </w:r>
+            <w:r>
+              <w:rPr>
+                <w:rFonts w:ascii="Arial" w:cs="Arial" w:eastAsia="Arial" w:hAnsi="Arial"/>
+                <w:b w:val="false"/>
+                <w:bCs w:val="false"/>
+                <w:i w:val="false"/>
+                <w:iCs w:val="false"/>
+                <w:color w:val="000000"/>
+                <w:sz w:val="20"/>
+                <w:szCs w:val="20"/>
+              </w:rPr>
+              <w:t xml:space="preserve">    • Bar Chart: Compare categories</w:t>
+            </w:r>
+            <w:r>
+              <w:rPr>
+                <w:rFonts w:ascii="Arial" w:cs="Arial" w:eastAsia="Arial" w:hAnsi="Arial"/>
+                <w:sz w:val="20"/>
+                <w:szCs w:val="20"/>
+              </w:rPr>
+              <w:br/>
+              <w:t xml:space="preserve"/>
+            </w:r>
+            <w:r>
+              <w:rPr>
+                <w:rFonts w:ascii="Arial" w:cs="Arial" w:eastAsia="Arial" w:hAnsi="Arial"/>
+                <w:b w:val="false"/>
+                <w:bCs w:val="false"/>
+                <w:i w:val="false"/>
+                <w:iCs w:val="false"/>
+                <w:color w:val="000000"/>
+                <w:sz w:val="20"/>
+                <w:szCs w:val="20"/>
+              </w:rPr>
+              <w:t xml:space="preserve">    • Scatter Plot: Show relationships between two variables</w:t>
+            </w:r>
+            <w:r>
+              <w:rPr>
+                <w:rFonts w:ascii="Arial" w:cs="Arial" w:eastAsia="Arial" w:hAnsi="Arial"/>
+                <w:sz w:val="20"/>
+                <w:szCs w:val="20"/>
+              </w:rPr>
+              <w:br/>
+              <w:t xml:space="preserve"/>
+            </w:r>
+            <w:r>
+              <w:rPr>
+                <w:rFonts w:ascii="Arial" w:cs="Arial" w:eastAsia="Arial" w:hAnsi="Arial"/>
+                <w:b w:val="false"/>
+                <w:bCs w:val="false"/>
+                <w:i w:val="false"/>
+                <w:iCs w:val="false"/>
+                <w:color w:val="000000"/>
+                <w:sz w:val="20"/>
+                <w:szCs w:val="20"/>
+              </w:rPr>
+              <w:t xml:space="preserve">    • Histogram: Show distribution of data</w:t>
+            </w:r>
+            <w:r>
+              <w:rPr>
+                <w:rFonts w:ascii="Arial" w:cs="Arial" w:eastAsia="Arial" w:hAnsi="Arial"/>
+                <w:sz w:val="20"/>
+                <w:szCs w:val="20"/>
+              </w:rPr>
+              <w:br/>
+              <w:t xml:space="preserve"/>
+            </w:r>
+            <w:r>
+              <w:rPr>
+                <w:rFonts w:ascii="Arial" w:cs="Arial" w:eastAsia="Arial" w:hAnsi="Arial"/>
+                <w:sz w:val="20"/>
+                <w:szCs w:val="20"/>
+              </w:rPr>
+              <w:br/>
+              <w:t xml:space="preserve"/>
+            </w:r>
+            <w:r>
+              <w:rPr>
+                <w:rFonts w:ascii="Arial" w:cs="Arial" w:eastAsia="Arial" w:hAnsi="Arial"/>
+                <w:b/>
+                <w:bCs/>
+                <w:i w:val="false"/>
+                <w:iCs w:val="false"/>
+                <w:color w:val="000000"/>
+                <w:sz w:val="20"/>
+                <w:szCs w:val="20"/>
+              </w:rPr>
+              <w:t xml:space="preserve">Vocabulary: </w:t>
+            </w:r>
+            <w:r>
+              <w:rPr>
+                <w:rFonts w:ascii="Arial" w:cs="Arial" w:eastAsia="Arial" w:hAnsi="Arial"/>
+                <w:b w:val="false"/>
+                <w:bCs w:val="false"/>
+                <w:i w:val="false"/>
+                <w:iCs w:val="false"/>
+                <w:color w:val="000000"/>
+                <w:sz w:val="20"/>
+                <w:szCs w:val="20"/>
+              </w:rPr>
+              <w:t xml:space="preserve">Matplotlib, Common Plot Types, Line Plot, Bar Chart, Scatter Plot, Histogram</w:t>
+            </w:r>
+            <w:r>
+              <w:rPr>
+                <w:rFonts w:ascii="Arial" w:cs="Arial" w:eastAsia="Arial" w:hAnsi="Arial"/>
+                <w:sz w:val="20"/>
+                <w:szCs w:val="20"/>
+              </w:rPr>
+              <w:br/>
+              <w:t xml:space="preserve"/>
+            </w:r>
+            <w:r>
+              <w:rPr>
+                <w:rFonts w:ascii="Arial" w:cs="Arial" w:eastAsia="Arial" w:hAnsi="Arial"/>
+                <w:sz w:val="20"/>
+                <w:szCs w:val="20"/>
+              </w:rPr>
+              <w:br/>
+              <w:t xml:space="preserve"/>
+            </w:r>
+            <w:r>
+              <w:rPr>
+                <w:rFonts w:ascii="Arial" w:cs="Arial" w:eastAsia="Arial" w:hAnsi="Arial"/>
+                <w:b/>
+                <w:bCs/>
+                <w:i/>
+                <w:iCs/>
+                <w:color w:val="555555"/>
+                <w:sz w:val="20"/>
+                <w:szCs w:val="20"/>
+              </w:rPr>
+              <w:t xml:space="preserve">→ Live Demo — </w:t>
+            </w:r>
+            <w:r>
+              <w:rPr>
+                <w:rFonts w:ascii="Arial" w:cs="Arial" w:eastAsia="Arial" w:hAnsi="Arial"/>
+                <w:b w:val="false"/>
+                <w:bCs w:val="false"/>
+                <w:i/>
+                <w:iCs/>
+                <w:color w:val="555555"/>
+                <w:sz w:val="20"/>
+                <w:szCs w:val="20"/>
+              </w:rPr>
+              <w:t xml:space="preserve">type examples as students follow along in their own editor.</w:t>
+            </w:r>
+            <w:r>
+              <w:rPr>
+                <w:rFonts w:ascii="Arial" w:cs="Arial" w:eastAsia="Arial" w:hAnsi="Arial"/>
+                <w:sz w:val="20"/>
+                <w:szCs w:val="20"/>
+              </w:rPr>
+              <w:br/>
+              <w:t xml:space="preserve"/>
+            </w:r>
+            <w:r>
+              <w:rPr>
+                <w:rFonts w:ascii="Arial" w:cs="Arial" w:eastAsia="Arial" w:hAnsi="Arial"/>
+                <w:b/>
+                <w:bCs/>
+                <w:i/>
+                <w:iCs/>
+                <w:color w:val="555555"/>
+                <w:sz w:val="20"/>
+                <w:szCs w:val="20"/>
+              </w:rPr>
+              <w:t xml:space="preserve">→ Check for Understanding: </w:t>
+            </w:r>
+            <w:r>
+              <w:rPr>
+                <w:rFonts w:ascii="Arial" w:cs="Arial" w:eastAsia="Arial" w:hAnsi="Arial"/>
+                <w:b w:val="false"/>
+                <w:bCs w:val="false"/>
+                <w:i/>
+                <w:iCs/>
+                <w:color w:val="555555"/>
+                <w:sz w:val="20"/>
+                <w:szCs w:val="20"/>
+              </w:rPr>
+              <w:t xml:space="preserve">pause and cold-call: “Can someone explain what we just did in their own words?”</w:t>
             </w:r>
           </w:p>
         </w:tc>
@@ -377,9 +933,9 @@
               <w:right w:val="single" w:color="CCCCCC" w:sz="1"/>
             </w:tcBorders>
             <w:tcMar>
-              <w:top w:type="dxa" w:w="60"/>
+              <w:top w:type="dxa" w:w="80"/>
               <w:left w:type="dxa" w:w="120"/>
-              <w:bottom w:type="dxa" w:w="60"/>
+              <w:bottom w:type="dxa" w:w="80"/>
               <w:right w:type="dxa" w:w="120"/>
             </w:tcMar>
           </w:tcPr>
@@ -406,20 +962,90 @@
               <w:right w:val="single" w:color="CCCCCC" w:sz="1"/>
             </w:tcBorders>
             <w:tcMar>
-              <w:top w:type="dxa" w:w="60"/>
+              <w:top w:type="dxa" w:w="80"/>
               <w:left w:type="dxa" w:w="120"/>
-              <w:bottom w:type="dxa" w:w="60"/>
+              <w:bottom w:type="dxa" w:w="80"/>
               <w:right w:type="dxa" w:w="120"/>
             </w:tcMar>
           </w:tcPr>
           <w:p>
-            <w:r>
-              <w:rPr>
-                <w:rFonts w:ascii="Arial" w:cs="Arial" w:eastAsia="Arial" w:hAnsi="Arial"/>
-                <w:sz w:val="20"/>
-                <w:szCs w:val="20"/>
+            <w:pPr>
+              <w:spacing w:after="80" w:before="80"/>
+            </w:pPr>
+            <w:r>
+              <w:rPr>
+                <w:rFonts w:ascii="Arial" w:cs="Arial" w:eastAsia="Arial" w:hAnsi="Arial"/>
+                <w:b/>
+                <w:bCs/>
+                <w:i w:val="false"/>
+                <w:iCs w:val="false"/>
+                <w:color w:val="000000"/>
+                <w:sz w:val="22"/>
+                <w:szCs w:val="22"/>
               </w:rPr>
               <w:t xml:space="preserve">Guided Practice</w:t>
+            </w:r>
+            <w:r>
+              <w:rPr>
+                <w:rFonts w:ascii="Arial" w:cs="Arial" w:eastAsia="Arial" w:hAnsi="Arial"/>
+                <w:sz w:val="20"/>
+                <w:szCs w:val="20"/>
+              </w:rPr>
+              <w:br/>
+              <w:t xml:space="preserve"/>
+            </w:r>
+            <w:r>
+              <w:rPr>
+                <w:rFonts w:ascii="Arial" w:cs="Arial" w:eastAsia="Arial" w:hAnsi="Arial"/>
+                <w:sz w:val="20"/>
+                <w:szCs w:val="20"/>
+              </w:rPr>
+              <w:br/>
+              <w:t xml:space="preserve"/>
+            </w:r>
+            <w:r>
+              <w:rPr>
+                <w:rFonts w:ascii="Arial" w:cs="Arial" w:eastAsia="Arial" w:hAnsi="Arial"/>
+                <w:b w:val="false"/>
+                <w:bCs w:val="false"/>
+                <w:i w:val="false"/>
+                <w:iCs w:val="false"/>
+                <w:color w:val="000000"/>
+                <w:sz w:val="20"/>
+                <w:szCs w:val="20"/>
+              </w:rPr>
+              <w:t xml:space="preserve">1. Line Plot: Create a line plot of temperature over 7 days.</w:t>
+            </w:r>
+            <w:r>
+              <w:rPr>
+                <w:rFonts w:ascii="Arial" w:cs="Arial" w:eastAsia="Arial" w:hAnsi="Arial"/>
+                <w:sz w:val="20"/>
+                <w:szCs w:val="20"/>
+              </w:rPr>
+              <w:br/>
+              <w:t xml:space="preserve"/>
+            </w:r>
+            <w:r>
+              <w:rPr>
+                <w:rFonts w:ascii="Arial" w:cs="Arial" w:eastAsia="Arial" w:hAnsi="Arial"/>
+                <w:sz w:val="20"/>
+                <w:szCs w:val="20"/>
+              </w:rPr>
+              <w:br/>
+              <w:t xml:space="preserve"/>
+            </w:r>
+            <w:r>
+              <w:rPr>
+                <w:rFonts w:ascii="Arial" w:cs="Arial" w:eastAsia="Arial" w:hAnsi="Arial"/>
+                <w:b w:val="false"/>
+                <w:bCs w:val="false"/>
+                <w:i/>
+                <w:iCs/>
+                <w:color w:val="555555"/>
+                <w:sz w:val="20"/>
+                <w:szCs w:val="20"/>
+              </w:rPr>
+              <w:t xml:space="preserve">→ Teacher models — students try alongside, then compare results.</w:t>
             </w:r>
           </w:p>
         </w:tc>
@@ -435,9 +1061,9 @@
               <w:right w:val="single" w:color="CCCCCC" w:sz="1"/>
             </w:tcBorders>
             <w:tcMar>
-              <w:top w:type="dxa" w:w="60"/>
+              <w:top w:type="dxa" w:w="80"/>
               <w:left w:type="dxa" w:w="120"/>
-              <w:bottom w:type="dxa" w:w="60"/>
+              <w:bottom w:type="dxa" w:w="80"/>
               <w:right w:type="dxa" w:w="120"/>
             </w:tcMar>
           </w:tcPr>
@@ -450,7 +1076,7 @@
                 <w:sz w:val="20"/>
                 <w:szCs w:val="20"/>
               </w:rPr>
-              <w:t xml:space="preserve">15-20 min</w:t>
+              <w:t xml:space="preserve">15–20 min</w:t>
             </w:r>
           </w:p>
         </w:tc>
@@ -464,20 +1090,81 @@
               <w:right w:val="single" w:color="CCCCCC" w:sz="1"/>
             </w:tcBorders>
             <w:tcMar>
-              <w:top w:type="dxa" w:w="60"/>
+              <w:top w:type="dxa" w:w="80"/>
               <w:left w:type="dxa" w:w="120"/>
-              <w:bottom w:type="dxa" w:w="60"/>
+              <w:bottom w:type="dxa" w:w="80"/>
               <w:right w:type="dxa" w:w="120"/>
             </w:tcMar>
           </w:tcPr>
           <w:p>
-            <w:r>
-              <w:rPr>
-                <w:rFonts w:ascii="Arial" w:cs="Arial" w:eastAsia="Arial" w:hAnsi="Arial"/>
-                <w:sz w:val="20"/>
-                <w:szCs w:val="20"/>
+            <w:pPr>
+              <w:spacing w:after="80" w:before="80"/>
+            </w:pPr>
+            <w:r>
+              <w:rPr>
+                <w:rFonts w:ascii="Arial" w:cs="Arial" w:eastAsia="Arial" w:hAnsi="Arial"/>
+                <w:b/>
+                <w:bCs/>
+                <w:i w:val="false"/>
+                <w:iCs w:val="false"/>
+                <w:color w:val="000000"/>
+                <w:sz w:val="22"/>
+                <w:szCs w:val="22"/>
               </w:rPr>
               <w:t xml:space="preserve">Independent Practice / Code Along</w:t>
+            </w:r>
+            <w:r>
+              <w:rPr>
+                <w:rFonts w:ascii="Arial" w:cs="Arial" w:eastAsia="Arial" w:hAnsi="Arial"/>
+                <w:sz w:val="20"/>
+                <w:szCs w:val="20"/>
+              </w:rPr>
+              <w:br/>
+              <w:t xml:space="preserve"/>
+            </w:r>
+            <w:r>
+              <w:rPr>
+                <w:rFonts w:ascii="Arial" w:cs="Arial" w:eastAsia="Arial" w:hAnsi="Arial"/>
+                <w:b w:val="false"/>
+                <w:bCs w:val="false"/>
+                <w:i w:val="false"/>
+                <w:iCs w:val="false"/>
+                <w:color w:val="000000"/>
+                <w:sz w:val="20"/>
+                <w:szCs w:val="20"/>
+              </w:rPr>
+              <w:t xml:space="preserve">    Work through problems from the day's exercise set.</w:t>
+            </w:r>
+            <w:r>
+              <w:rPr>
+                <w:rFonts w:ascii="Arial" w:cs="Arial" w:eastAsia="Arial" w:hAnsi="Arial"/>
+                <w:sz w:val="20"/>
+                <w:szCs w:val="20"/>
+              </w:rPr>
+              <w:br/>
+              <w:t xml:space="preserve"/>
+            </w:r>
+            <w:r>
+              <w:rPr>
+                <w:rFonts w:ascii="Arial" w:cs="Arial" w:eastAsia="Arial" w:hAnsi="Arial"/>
+                <w:sz w:val="20"/>
+                <w:szCs w:val="20"/>
+              </w:rPr>
+              <w:br/>
+              <w:t xml:space="preserve"/>
+            </w:r>
+            <w:r>
+              <w:rPr>
+                <w:rFonts w:ascii="Arial" w:cs="Arial" w:eastAsia="Arial" w:hAnsi="Arial"/>
+                <w:b w:val="false"/>
+                <w:bCs w:val="false"/>
+                <w:i/>
+                <w:iCs/>
+                <w:color w:val="555555"/>
+                <w:sz w:val="20"/>
+                <w:szCs w:val="20"/>
+              </w:rPr>
+              <w:t xml:space="preserve">→ Teacher circulates — offer hints, check for understanding.</w:t>
             </w:r>
           </w:p>
         </w:tc>
@@ -493,9 +1180,9 @@
               <w:right w:val="single" w:color="CCCCCC" w:sz="1"/>
             </w:tcBorders>
             <w:tcMar>
-              <w:top w:type="dxa" w:w="60"/>
+              <w:top w:type="dxa" w:w="80"/>
               <w:left w:type="dxa" w:w="120"/>
-              <w:bottom w:type="dxa" w:w="60"/>
+              <w:bottom w:type="dxa" w:w="80"/>
               <w:right w:type="dxa" w:w="120"/>
             </w:tcMar>
           </w:tcPr>
@@ -522,20 +1209,90 @@
               <w:right w:val="single" w:color="CCCCCC" w:sz="1"/>
             </w:tcBorders>
             <w:tcMar>
-              <w:top w:type="dxa" w:w="60"/>
+              <w:top w:type="dxa" w:w="80"/>
               <w:left w:type="dxa" w:w="120"/>
-              <w:bottom w:type="dxa" w:w="60"/>
+              <w:bottom w:type="dxa" w:w="80"/>
               <w:right w:type="dxa" w:w="120"/>
             </w:tcMar>
           </w:tcPr>
           <w:p>
-            <w:r>
-              <w:rPr>
-                <w:rFonts w:ascii="Arial" w:cs="Arial" w:eastAsia="Arial" w:hAnsi="Arial"/>
-                <w:sz w:val="20"/>
-                <w:szCs w:val="20"/>
+            <w:pPr>
+              <w:spacing w:after="80" w:before="80"/>
+            </w:pPr>
+            <w:r>
+              <w:rPr>
+                <w:rFonts w:ascii="Arial" w:cs="Arial" w:eastAsia="Arial" w:hAnsi="Arial"/>
+                <w:b/>
+                <w:bCs/>
+                <w:i w:val="false"/>
+                <w:iCs w:val="false"/>
+                <w:color w:val="000000"/>
+                <w:sz w:val="22"/>
+                <w:szCs w:val="22"/>
               </w:rPr>
               <w:t xml:space="preserve">Exit Ticket / Wrap-Up</w:t>
+            </w:r>
+            <w:r>
+              <w:rPr>
+                <w:rFonts w:ascii="Arial" w:cs="Arial" w:eastAsia="Arial" w:hAnsi="Arial"/>
+                <w:sz w:val="20"/>
+                <w:szCs w:val="20"/>
+              </w:rPr>
+              <w:br/>
+              <w:t xml:space="preserve"/>
+            </w:r>
+            <w:r>
+              <w:rPr>
+                <w:rFonts w:ascii="Arial" w:cs="Arial" w:eastAsia="Arial" w:hAnsi="Arial"/>
+                <w:sz w:val="20"/>
+                <w:szCs w:val="20"/>
+              </w:rPr>
+              <w:br/>
+              <w:t xml:space="preserve"/>
+            </w:r>
+            <w:r>
+              <w:rPr>
+                <w:rFonts w:ascii="Arial" w:cs="Arial" w:eastAsia="Arial" w:hAnsi="Arial"/>
+                <w:b w:val="false"/>
+                <w:bCs w:val="false"/>
+                <w:i w:val="false"/>
+                <w:iCs w:val="false"/>
+                <w:color w:val="000000"/>
+                <w:sz w:val="20"/>
+                <w:szCs w:val="20"/>
+              </w:rPr>
+              <w:t xml:space="preserve">Quick Check: Create line charts, bar charts, and customize plots to visualize data?</w:t>
+            </w:r>
+            <w:r>
+              <w:rPr>
+                <w:rFonts w:ascii="Arial" w:cs="Arial" w:eastAsia="Arial" w:hAnsi="Arial"/>
+                <w:sz w:val="20"/>
+                <w:szCs w:val="20"/>
+              </w:rPr>
+              <w:br/>
+              <w:t xml:space="preserve"/>
+            </w:r>
+            <w:r>
+              <w:rPr>
+                <w:rFonts w:ascii="Arial" w:cs="Arial" w:eastAsia="Arial" w:hAnsi="Arial"/>
+                <w:sz w:val="20"/>
+                <w:szCs w:val="20"/>
+              </w:rPr>
+              <w:br/>
+              <w:t xml:space="preserve"/>
+            </w:r>
+            <w:r>
+              <w:rPr>
+                <w:rFonts w:ascii="Arial" w:cs="Arial" w:eastAsia="Arial" w:hAnsi="Arial"/>
+                <w:b w:val="false"/>
+                <w:bCs w:val="false"/>
+                <w:i/>
+                <w:iCs/>
+                <w:color w:val="555555"/>
+                <w:sz w:val="20"/>
+                <w:szCs w:val="20"/>
+              </w:rPr>
+              <w:t xml:space="preserve">→ 3–2–1: Name 3 things learned, 2 new vocab words, 1 question you still have.</w:t>
             </w:r>
           </w:p>
         </w:tc>
@@ -863,7 +1620,7 @@
                 <w:sz w:val="18"/>
                 <w:szCs w:val="18"/>
               </w:rPr>
-              <w:t xml:space="preserve"># LINE PLOT - Trends over time</w:t>
+              <w:t xml:space="preserve"> </w:t>
             </w:r>
           </w:p>
           <w:p>
@@ -1032,7 +1789,7 @@
                 <w:sz w:val="18"/>
                 <w:szCs w:val="18"/>
               </w:rPr>
-              <w:t xml:space="preserve"># BAR CHART - Compare categories</w:t>
+              <w:t xml:space="preserve"> </w:t>
             </w:r>
           </w:p>
           <w:p>
@@ -1175,7 +1932,7 @@
                 <w:sz w:val="18"/>
                 <w:szCs w:val="18"/>
               </w:rPr>
-              <w:t xml:space="preserve"># MULTIPLE LINES</w:t>
+              <w:t xml:space="preserve"> </w:t>
             </w:r>
           </w:p>
           <w:p>
@@ -1357,7 +2114,7 @@
                 <w:sz w:val="18"/>
                 <w:szCs w:val="18"/>
               </w:rPr>
-              <w:t xml:space="preserve"># SCATTER PLOT</w:t>
+              <w:t xml:space="preserve"> </w:t>
             </w:r>
           </w:p>
           <w:p>

--- a/Coding 2 - year/Unit 6 - APIs & External Libraries/Daily Lesson Plans/Word/Day 15.docx
+++ b/Coding 2 - year/Unit 6 - APIs & External Libraries/Daily Lesson Plans/Word/Day 15.docx
@@ -380,7 +380,7 @@
                 <w:sz w:val="20"/>
                 <w:szCs w:val="20"/>
               </w:rPr>
-              <w:t xml:space="preserve">    What do you already know about how to create line charts, bar charts, and customize plots to visualize data?</w:t>
+              <w:t xml:space="preserve">    If you were going to create line charts, bar charts, and customize plots to visualize data, what pieces or steps would you need? Brainstorm a quick list.</w:t>
             </w:r>
             <w:r>
               <w:rPr>
@@ -477,7 +477,7 @@
                 <w:sz w:val="20"/>
                 <w:szCs w:val="20"/>
               </w:rPr>
-              <w:t xml:space="preserve">Today's Goal: By the end of class you will be able to create line charts, bar charts, and customize plots to visualize data.</w:t>
+              <w:t xml:space="preserve">Today’s Goal: By the end of class you will be able to create line charts, bar charts, and customize plots to visualize data.</w:t>
             </w:r>
             <w:r>
               <w:rPr>
@@ -1261,7 +1261,7 @@
                 <w:sz w:val="20"/>
                 <w:szCs w:val="20"/>
               </w:rPr>
-              <w:t xml:space="preserve">Quick Check: Create line charts, bar charts, and customize plots to visualize data?</w:t>
+              <w:t xml:space="preserve">What are the 2-3 most important steps when you create line charts, bar charts, and customize plots to visualize data? What could go wrong if you skip one?</w:t>
             </w:r>
             <w:r>
               <w:rPr>

--- a/Coding 2 - year/Unit 6 - APIs & External Libraries/Daily Lesson Plans/Word/Day 15.docx
+++ b/Coding 2 - year/Unit 6 - APIs & External Libraries/Daily Lesson Plans/Word/Day 15.docx
@@ -808,6 +808,94 @@
             <w:r>
               <w:rPr>
                 <w:rFonts w:ascii="Arial" w:cs="Arial" w:eastAsia="Arial" w:hAnsi="Arial"/>
+                <w:b w:val="false"/>
+                <w:bCs w:val="false"/>
+                <w:i w:val="false"/>
+                <w:iCs w:val="false"/>
+                <w:color w:val="000000"/>
+                <w:sz w:val="20"/>
+                <w:szCs w:val="20"/>
+              </w:rPr>
+              <w:t xml:space="preserve">    • Prepare data</w:t>
+            </w:r>
+            <w:r>
+              <w:rPr>
+                <w:rFonts w:ascii="Arial" w:cs="Arial" w:eastAsia="Arial" w:hAnsi="Arial"/>
+                <w:sz w:val="20"/>
+                <w:szCs w:val="20"/>
+              </w:rPr>
+              <w:br/>
+              <w:t xml:space="preserve"/>
+            </w:r>
+            <w:r>
+              <w:rPr>
+                <w:rFonts w:ascii="Arial" w:cs="Arial" w:eastAsia="Arial" w:hAnsi="Arial"/>
+                <w:b w:val="false"/>
+                <w:bCs w:val="false"/>
+                <w:i w:val="false"/>
+                <w:iCs w:val="false"/>
+                <w:color w:val="000000"/>
+                <w:sz w:val="20"/>
+                <w:szCs w:val="20"/>
+              </w:rPr>
+              <w:t xml:space="preserve">    • Create figure and axis</w:t>
+            </w:r>
+            <w:r>
+              <w:rPr>
+                <w:rFonts w:ascii="Arial" w:cs="Arial" w:eastAsia="Arial" w:hAnsi="Arial"/>
+                <w:sz w:val="20"/>
+                <w:szCs w:val="20"/>
+              </w:rPr>
+              <w:br/>
+              <w:t xml:space="preserve"/>
+            </w:r>
+            <w:r>
+              <w:rPr>
+                <w:rFonts w:ascii="Arial" w:cs="Arial" w:eastAsia="Arial" w:hAnsi="Arial"/>
+                <w:b w:val="false"/>
+                <w:bCs w:val="false"/>
+                <w:i w:val="false"/>
+                <w:iCs w:val="false"/>
+                <w:color w:val="000000"/>
+                <w:sz w:val="20"/>
+                <w:szCs w:val="20"/>
+              </w:rPr>
+              <w:t xml:space="preserve">    • Plot the data</w:t>
+            </w:r>
+            <w:r>
+              <w:rPr>
+                <w:rFonts w:ascii="Arial" w:cs="Arial" w:eastAsia="Arial" w:hAnsi="Arial"/>
+                <w:sz w:val="20"/>
+                <w:szCs w:val="20"/>
+              </w:rPr>
+              <w:br/>
+              <w:t xml:space="preserve"/>
+            </w:r>
+            <w:r>
+              <w:rPr>
+                <w:rFonts w:ascii="Arial" w:cs="Arial" w:eastAsia="Arial" w:hAnsi="Arial"/>
+                <w:b w:val="false"/>
+                <w:bCs w:val="false"/>
+                <w:i w:val="false"/>
+                <w:iCs w:val="false"/>
+                <w:color w:val="000000"/>
+                <w:sz w:val="20"/>
+                <w:szCs w:val="20"/>
+              </w:rPr>
+              <w:t xml:space="preserve">    • Customize (title, labels, etc.)</w:t>
+            </w:r>
+            <w:r>
+              <w:rPr>
+                <w:rFonts w:ascii="Arial" w:cs="Arial" w:eastAsia="Arial" w:hAnsi="Arial"/>
+                <w:sz w:val="20"/>
+                <w:szCs w:val="20"/>
+              </w:rPr>
+              <w:br/>
+              <w:t xml:space="preserve"/>
+            </w:r>
+            <w:r>
+              <w:rPr>
+                <w:rFonts w:ascii="Arial" w:cs="Arial" w:eastAsia="Arial" w:hAnsi="Arial"/>
                 <w:sz w:val="20"/>
                 <w:szCs w:val="20"/>
               </w:rPr>
@@ -1125,6 +1213,19 @@
             <w:r>
               <w:rPr>
                 <w:rFonts w:ascii="Arial" w:cs="Arial" w:eastAsia="Arial" w:hAnsi="Arial"/>
+                <w:b/>
+                <w:bCs/>
+                <w:i w:val="false"/>
+                <w:iCs w:val="false"/>
+                <w:color w:val="000000"/>
+                <w:sz w:val="20"/>
+                <w:szCs w:val="20"/>
+              </w:rPr>
+              <w:t xml:space="preserve">    Beginner: </w:t>
+            </w:r>
+            <w:r>
+              <w:rPr>
+                <w:rFonts w:ascii="Arial" w:cs="Arial" w:eastAsia="Arial" w:hAnsi="Arial"/>
                 <w:b w:val="false"/>
                 <w:bCs w:val="false"/>
                 <w:i w:val="false"/>
@@ -1133,7 +1234,77 @@
                 <w:sz w:val="20"/>
                 <w:szCs w:val="20"/>
               </w:rPr>
-              <w:t xml:space="preserve">    Work through problems from the day's exercise set.</w:t>
+              <w:t xml:space="preserve">Create a line plot of numbers 1-10 vs their squares (1, 4, 9, 16, ..., 100).</w:t>
+            </w:r>
+            <w:r>
+              <w:rPr>
+                <w:rFonts w:ascii="Arial" w:cs="Arial" w:eastAsia="Arial" w:hAnsi="Arial"/>
+                <w:sz w:val="20"/>
+                <w:szCs w:val="20"/>
+              </w:rPr>
+              <w:br/>
+              <w:t xml:space="preserve"/>
+            </w:r>
+            <w:r>
+              <w:rPr>
+                <w:rFonts w:ascii="Arial" w:cs="Arial" w:eastAsia="Arial" w:hAnsi="Arial"/>
+                <w:b/>
+                <w:bCs/>
+                <w:i w:val="false"/>
+                <w:iCs w:val="false"/>
+                <w:color w:val="000000"/>
+                <w:sz w:val="20"/>
+                <w:szCs w:val="20"/>
+              </w:rPr>
+              <w:t xml:space="preserve">    Intermediate: </w:t>
+            </w:r>
+            <w:r>
+              <w:rPr>
+                <w:rFonts w:ascii="Arial" w:cs="Arial" w:eastAsia="Arial" w:hAnsi="Arial"/>
+                <w:b w:val="false"/>
+                <w:bCs w:val="false"/>
+                <w:i w:val="false"/>
+                <w:iCs w:val="false"/>
+                <w:color w:val="000000"/>
+                <w:sz w:val="20"/>
+                <w:szCs w:val="20"/>
+              </w:rPr>
+              <w:t xml:space="preserve">Create a bar chart comparing test scores across different subjects.</w:t>
+            </w:r>
+            <w:r>
+              <w:rPr>
+                <w:rFonts w:ascii="Arial" w:cs="Arial" w:eastAsia="Arial" w:hAnsi="Arial"/>
+                <w:sz w:val="20"/>
+                <w:szCs w:val="20"/>
+              </w:rPr>
+              <w:br/>
+              <w:t xml:space="preserve"/>
+            </w:r>
+            <w:r>
+              <w:rPr>
+                <w:rFonts w:ascii="Arial" w:cs="Arial" w:eastAsia="Arial" w:hAnsi="Arial"/>
+                <w:b/>
+                <w:bCs/>
+                <w:i w:val="false"/>
+                <w:iCs w:val="false"/>
+                <w:color w:val="000000"/>
+                <w:sz w:val="20"/>
+                <w:szCs w:val="20"/>
+              </w:rPr>
+              <w:t xml:space="preserve">    Challenge: </w:t>
+            </w:r>
+            <w:r>
+              <w:rPr>
+                <w:rFonts w:ascii="Arial" w:cs="Arial" w:eastAsia="Arial" w:hAnsi="Arial"/>
+                <w:b w:val="false"/>
+                <w:bCs w:val="false"/>
+                <w:i w:val="false"/>
+                <w:iCs w:val="false"/>
+                <w:color w:val="000000"/>
+                <w:sz w:val="20"/>
+                <w:szCs w:val="20"/>
+              </w:rPr>
+              <w:t xml:space="preserve">Create a combined plot with a line chart and a bar chart (subplots).</w:t>
             </w:r>
             <w:r>
               <w:rPr>
@@ -2895,6 +3066,94 @@
       <w:pPr>
         <w:spacing w:after="160"/>
       </w:pPr>
+    </w:p>
+    <w:p>
+      <w:pPr>
+        <w:pBdr>
+          <w:bottom w:val="single" w:color="1B7A4A" w:sz="4" w:space="4"/>
+        </w:pBdr>
+        <w:spacing w:after="100" w:before="120"/>
+      </w:pPr>
+      <w:r>
+        <w:rPr>
+          <w:rFonts w:ascii="Arial" w:cs="Arial" w:eastAsia="Arial" w:hAnsi="Arial"/>
+          <w:b/>
+          <w:bCs/>
+          <w:color w:val="1B7A4A"/>
+          <w:sz w:val="24"/>
+          <w:szCs w:val="24"/>
+        </w:rPr>
+        <w:t xml:space="preserve">Practice Problems</w:t>
+      </w:r>
+    </w:p>
+    <w:p>
+      <w:pPr>
+        <w:spacing w:after="80"/>
+      </w:pPr>
+      <w:r>
+        <w:rPr>
+          <w:rFonts w:ascii="Arial" w:cs="Arial" w:eastAsia="Arial" w:hAnsi="Arial"/>
+          <w:b/>
+          <w:bCs/>
+          <w:sz w:val="20"/>
+          <w:szCs w:val="20"/>
+        </w:rPr>
+        <w:t xml:space="preserve">Problem 1: </w:t>
+      </w:r>
+      <w:r>
+        <w:rPr>
+          <w:rFonts w:ascii="Arial" w:cs="Arial" w:eastAsia="Arial" w:hAnsi="Arial"/>
+          <w:sz w:val="20"/>
+          <w:szCs w:val="20"/>
+        </w:rPr>
+        <w:t xml:space="preserve">Beginner:  Create a line plot of numbers 1-10 vs their squares (1, 4, 9, 16, ..., 100).</w:t>
+      </w:r>
+    </w:p>
+    <w:p>
+      <w:pPr>
+        <w:spacing w:after="80"/>
+      </w:pPr>
+      <w:r>
+        <w:rPr>
+          <w:rFonts w:ascii="Arial" w:cs="Arial" w:eastAsia="Arial" w:hAnsi="Arial"/>
+          <w:b/>
+          <w:bCs/>
+          <w:sz w:val="20"/>
+          <w:szCs w:val="20"/>
+        </w:rPr>
+        <w:t xml:space="preserve">Problem 2: </w:t>
+      </w:r>
+      <w:r>
+        <w:rPr>
+          <w:rFonts w:ascii="Arial" w:cs="Arial" w:eastAsia="Arial" w:hAnsi="Arial"/>
+          <w:sz w:val="20"/>
+          <w:szCs w:val="20"/>
+        </w:rPr>
+        <w:t xml:space="preserve">Intermediate:  Create a bar chart comparing test scores across different subjects.</w:t>
+      </w:r>
+    </w:p>
+    <w:p>
+      <w:pPr>
+        <w:spacing w:after="80"/>
+      </w:pPr>
+      <w:r>
+        <w:rPr>
+          <w:rFonts w:ascii="Arial" w:cs="Arial" w:eastAsia="Arial" w:hAnsi="Arial"/>
+          <w:b/>
+          <w:bCs/>
+          <w:sz w:val="20"/>
+          <w:szCs w:val="20"/>
+        </w:rPr>
+        <w:t xml:space="preserve">Problem 3: </w:t>
+      </w:r>
+      <w:r>
+        <w:rPr>
+          <w:rFonts w:ascii="Arial" w:cs="Arial" w:eastAsia="Arial" w:hAnsi="Arial"/>
+          <w:sz w:val="20"/>
+          <w:szCs w:val="20"/>
+        </w:rPr>
+        <w:t xml:space="preserve">Challenge:  Create a combined plot with a line chart and a bar chart (subplots).</w:t>
+      </w:r>
     </w:p>
     <w:p>
       <w:pPr>
